--- a/Pharmacology I Exam 2/pharm-exam-2-what-to-star.docx
+++ b/Pharmacology I Exam 2/pharm-exam-2-what-to-star.docx
@@ -62,7 +62,7 @@
           <w:b w:val="0"/>
           <w:i w:val="0"/>
         </w:rPr>
-        <w:t>76 moments from the Exam 2 lecture recordings where the lecturer said what would be tested, gave a test question, or drew a scope line.</w:t>
+        <w:t>116 moments from the Exam 2 lecture recordings where the lecturer said what would be tested, gave a test question, or drew a scope line.</w:t>
       </w:r>
     </w:p>
     <w:tbl>
@@ -388,7 +388,7 @@
           <w:rFonts w:ascii="Georgia" w:hAnsi="Georgia"/>
           <w:color w:val="6B3524"/>
         </w:rPr>
-        <w:t>Standing rules: star these wherever they appear 6</w:t>
+        <w:t>Standing rules: star these wherever they appear 7</w:t>
       </w:r>
     </w:p>
     <w:p>
@@ -761,6 +761,79 @@
     </w:p>
     <w:p>
       <w:pPr>
+        <w:pStyle w:val="Heading2"/>
+        <w:spacing w:before="200" w:after="100"/>
+      </w:pPr>
+      <w:r>
+        <w:rPr>
+          <w:rFonts w:ascii="Georgia" w:hAnsi="Georgia"/>
+          <w:color w:val="6B3524"/>
+        </w:rPr>
+        <w:t>Prevention against quick relief: he will keep repeating it Lecture 8</w:t>
+      </w:r>
+    </w:p>
+    <w:p>
+      <w:pPr>
+        <w:spacing w:after="120"/>
+        <w:ind w:left="432"/>
+      </w:pPr>
+      <w:r>
+        <w:rPr>
+          <w:b w:val="0"/>
+          <w:i w:val="0"/>
+        </w:rPr>
+        <w:t>“I will reiterate and reiterate and reiterate that some things are for prophylaxis and some things for acute treatment… I may say a test question, which one of these is best suited for quick relief of symptoms, which would be one class of medications, and then if I were to say which one of these are good for prevention of symptoms, that’s a totally different set of class events.”</w:t>
+      </w:r>
+      <w:r>
+        <w:rPr>
+          <w:b w:val="0"/>
+          <w:i w:val="0"/>
+        </w:rPr>
+        <w:t xml:space="preserve">Lecture 8 — Myocardial Ischemia Drug Therapy · </w:t>
+      </w:r>
+      <w:r>
+        <w:rPr>
+          <w:b w:val="0"/>
+          <w:i w:val="0"/>
+        </w:rPr>
+        <w:t>9:15</w:t>
+      </w:r>
+    </w:p>
+    <w:p>
+      <w:pPr>
+        <w:spacing w:after="120"/>
+      </w:pPr>
+      <w:r>
+        <w:rPr>
+          <w:b/>
+          <w:i w:val="0"/>
+        </w:rPr>
+        <w:t>Prevention:</w:t>
+      </w:r>
+      <w:r>
+        <w:rPr>
+          <w:b w:val="0"/>
+          <w:i w:val="0"/>
+        </w:rPr>
+        <w:t xml:space="preserve"> beta blockers, calcium channel blockers and long-acting nitrates. </w:t>
+      </w:r>
+      <w:r>
+        <w:rPr>
+          <w:b/>
+          <w:i w:val="0"/>
+        </w:rPr>
+        <w:t>Quick relief of an attack:</w:t>
+      </w:r>
+      <w:r>
+        <w:rPr>
+          <w:b w:val="0"/>
+          <w:i w:val="0"/>
+        </w:rPr>
+        <w:t xml:space="preserve"> short-acting (sublingual) nitroglycerin. Expect a stem that asks for one and offers the other.</w:t>
+      </w:r>
+    </w:p>
+    <w:p>
+      <w:pPr>
         <w:pStyle w:val="Heading1"/>
         <w:spacing w:before="280" w:after="100"/>
       </w:pPr>
@@ -769,7 +842,7 @@
           <w:rFonts w:ascii="Georgia" w:hAnsi="Georgia"/>
           <w:color w:val="6B3524"/>
         </w:rPr>
-        <w:t>Test-question shapes said out loud 9</w:t>
+        <w:t>Test-question shapes said out loud 14</w:t>
       </w:r>
     </w:p>
     <w:p>
@@ -1312,6 +1385,308 @@
     </w:p>
     <w:p>
       <w:pPr>
+        <w:pStyle w:val="Heading2"/>
+        <w:spacing w:before="200" w:after="100"/>
+      </w:pPr>
+      <w:r>
+        <w:rPr>
+          <w:rFonts w:ascii="Georgia" w:hAnsi="Georgia"/>
+          <w:color w:val="6B3524"/>
+        </w:rPr>
+        <w:t>Order of use: what to add next, what to switch to Lecture 8</w:t>
+      </w:r>
+    </w:p>
+    <w:p>
+      <w:pPr>
+        <w:spacing w:after="120"/>
+        <w:ind w:left="432"/>
+      </w:pPr>
+      <w:r>
+        <w:rPr>
+          <w:b w:val="0"/>
+          <w:i w:val="0"/>
+        </w:rPr>
+        <w:t>“How do we sequence these medications, in what order do you use these… that was really easy for test questions where I can say, okay, well, patient’s already on this and they’re not really at goal, what do you want to do next? Or they’re intolerant to this, what do you want to switch to?”</w:t>
+      </w:r>
+      <w:r>
+        <w:rPr>
+          <w:b w:val="0"/>
+          <w:i w:val="0"/>
+        </w:rPr>
+        <w:t xml:space="preserve">Lecture 8 — Myocardial Ischemia Drug Therapy · </w:t>
+      </w:r>
+      <w:r>
+        <w:rPr>
+          <w:b w:val="0"/>
+          <w:i w:val="0"/>
+        </w:rPr>
+        <w:t>14:21</w:t>
+      </w:r>
+    </w:p>
+    <w:p>
+      <w:pPr>
+        <w:spacing w:after="120"/>
+      </w:pPr>
+      <w:r>
+        <w:rPr>
+          <w:b w:val="0"/>
+          <w:i w:val="0"/>
+        </w:rPr>
+        <w:t xml:space="preserve">Two stem shapes: </w:t>
+      </w:r>
+      <w:r>
+        <w:rPr>
+          <w:b/>
+          <w:i w:val="0"/>
+        </w:rPr>
+        <w:t>add-on</w:t>
+      </w:r>
+      <w:r>
+        <w:rPr>
+          <w:b w:val="0"/>
+          <w:i w:val="0"/>
+        </w:rPr>
+        <w:t xml:space="preserve"> (beta blocker, then a dihydropyridine calcium channel blocker, then a long-acting nitrate) and </w:t>
+      </w:r>
+      <w:r>
+        <w:rPr>
+          <w:b/>
+          <w:i w:val="0"/>
+        </w:rPr>
+        <w:t>switch</w:t>
+      </w:r>
+      <w:r>
+        <w:rPr>
+          <w:b w:val="0"/>
+          <w:i w:val="0"/>
+        </w:rPr>
+        <w:t xml:space="preserve"> (beta blocker not tolerated, so a non-dihydropyridine calcium channel blocker).</w:t>
+      </w:r>
+    </w:p>
+    <w:p>
+      <w:pPr>
+        <w:pStyle w:val="Heading2"/>
+        <w:spacing w:before="200" w:after="100"/>
+      </w:pPr>
+      <w:r>
+        <w:rPr>
+          <w:rFonts w:ascii="Georgia" w:hAnsi="Georgia"/>
+          <w:color w:val="6B3524"/>
+        </w:rPr>
+        <w:t>The nightmares stem: what to switch to Lecture 8</w:t>
+      </w:r>
+    </w:p>
+    <w:p>
+      <w:pPr>
+        <w:spacing w:after="120"/>
+        <w:ind w:left="432"/>
+      </w:pPr>
+      <w:r>
+        <w:rPr>
+          <w:b w:val="0"/>
+          <w:i w:val="0"/>
+        </w:rPr>
+        <w:t>“If I told you a patient was coming in, they were started on a beta blocker for anginal symptoms and they are complaining they just can’t tolerate it, they complain about having horrible nightmares, what would you want to switch to? That could be a situation which you can switch out for a non-DHP calcium channel blocker.”</w:t>
+      </w:r>
+      <w:r>
+        <w:rPr>
+          <w:b w:val="0"/>
+          <w:i w:val="0"/>
+        </w:rPr>
+        <w:t xml:space="preserve">Lecture 8 — Myocardial Ischemia Drug Therapy · </w:t>
+      </w:r>
+      <w:r>
+        <w:rPr>
+          <w:b w:val="0"/>
+          <w:i w:val="0"/>
+        </w:rPr>
+        <w:t>25:16</w:t>
+      </w:r>
+    </w:p>
+    <w:p>
+      <w:pPr>
+        <w:spacing w:after="120"/>
+      </w:pPr>
+      <w:r>
+        <w:rPr>
+          <w:b w:val="0"/>
+          <w:i w:val="0"/>
+        </w:rPr>
+        <w:t>He wrote this question out loud. Beta blocker not tolerated (nightmares is one of the listed adverse reactions): the non-dihydropyridine calcium channel blocker is the swap.</w:t>
+      </w:r>
+    </w:p>
+    <w:p>
+      <w:pPr>
+        <w:pStyle w:val="Heading2"/>
+        <w:spacing w:before="200" w:after="100"/>
+      </w:pPr>
+      <w:r>
+        <w:rPr>
+          <w:rFonts w:ascii="Georgia" w:hAnsi="Georgia"/>
+          <w:color w:val="6B3524"/>
+        </w:rPr>
+        <w:t>Variant (Prinzmetal) angina: the treatment is a calcium channel blocker Lecture 8</w:t>
+      </w:r>
+    </w:p>
+    <w:p>
+      <w:pPr>
+        <w:spacing w:after="120"/>
+        <w:ind w:left="432"/>
+      </w:pPr>
+      <w:r>
+        <w:rPr>
+          <w:b w:val="0"/>
+          <w:i w:val="0"/>
+        </w:rPr>
+        <w:t>“If you were to say what’s the treatment of choice for a variant angina or Prinzmetal angina, usually it’s going to be a DHP… their problem is not necessarily contractility or heart rate, it’s just that vessel is clamping down.”</w:t>
+      </w:r>
+      <w:r>
+        <w:rPr>
+          <w:b w:val="0"/>
+          <w:i w:val="0"/>
+        </w:rPr>
+        <w:t xml:space="preserve">Lecture 8 — Myocardial Ischemia Drug Therapy · </w:t>
+      </w:r>
+      <w:r>
+        <w:rPr>
+          <w:b w:val="0"/>
+          <w:i w:val="0"/>
+        </w:rPr>
+        <w:t>26:25</w:t>
+      </w:r>
+    </w:p>
+    <w:p>
+      <w:pPr>
+        <w:spacing w:after="120"/>
+      </w:pPr>
+      <w:r>
+        <w:rPr>
+          <w:b w:val="0"/>
+          <w:i w:val="0"/>
+        </w:rPr>
+        <w:t>Deck wording: calcium channel blockers and nitrates reduce symptoms in variant angina, and beta blockers are avoided because they may worsen it.</w:t>
+      </w:r>
+    </w:p>
+    <w:p>
+      <w:pPr>
+        <w:pStyle w:val="Heading2"/>
+        <w:spacing w:before="200" w:after="100"/>
+      </w:pPr>
+      <w:r>
+        <w:rPr>
+          <w:rFonts w:ascii="Georgia" w:hAnsi="Georgia"/>
+          <w:color w:val="6B3524"/>
+        </w:rPr>
+        <w:t>Quick relief of an anginal attack: sublingual nitroglycerin Lecture 8</w:t>
+      </w:r>
+    </w:p>
+    <w:p>
+      <w:pPr>
+        <w:spacing w:after="120"/>
+        <w:ind w:left="432"/>
+      </w:pPr>
+      <w:r>
+        <w:rPr>
+          <w:b w:val="0"/>
+          <w:i w:val="0"/>
+        </w:rPr>
+        <w:t>“If I say a test question, which one of these is best for quick relief of myocardial… a quick relief of anginal symptoms, this is the answer. Okay, keep that in mind, highlight.”</w:t>
+      </w:r>
+      <w:r>
+        <w:rPr>
+          <w:b w:val="0"/>
+          <w:i w:val="0"/>
+        </w:rPr>
+        <w:t xml:space="preserve">Lecture 8 — Myocardial Ischemia Drug Therapy · </w:t>
+      </w:r>
+      <w:r>
+        <w:rPr>
+          <w:b w:val="0"/>
+          <w:i w:val="0"/>
+        </w:rPr>
+        <w:t>35:51</w:t>
+      </w:r>
+    </w:p>
+    <w:p>
+      <w:pPr>
+        <w:spacing w:after="120"/>
+      </w:pPr>
+      <w:r>
+        <w:rPr>
+          <w:b w:val="0"/>
+          <w:i w:val="0"/>
+        </w:rPr>
+        <w:t>Short-acting nitroglycerin (sublingual tablet or spray, which skips first-pass metabolism) is the quick-relief answer. Beta blockers and calcium channel blockers prevent attacks.</w:t>
+      </w:r>
+    </w:p>
+    <w:p>
+      <w:pPr>
+        <w:pStyle w:val="Heading2"/>
+        <w:spacing w:before="200" w:after="100"/>
+      </w:pPr>
+      <w:r>
+        <w:rPr>
+          <w:rFonts w:ascii="Georgia" w:hAnsi="Georgia"/>
+          <w:color w:val="6B3524"/>
+        </w:rPr>
+        <w:t>The comorbidity table: a cornucopia of test questions Lecture 8</w:t>
+      </w:r>
+    </w:p>
+    <w:p>
+      <w:pPr>
+        <w:spacing w:after="120"/>
+        <w:ind w:left="432"/>
+      </w:pPr>
+      <w:r>
+        <w:rPr>
+          <w:b w:val="0"/>
+          <w:i w:val="0"/>
+        </w:rPr>
+        <w:t>“This is a really good table for your anti-anginals… come back to this, because this is like a cornucopia of test questions could come from something like this.”</w:t>
+      </w:r>
+      <w:r>
+        <w:rPr>
+          <w:b w:val="0"/>
+          <w:i w:val="0"/>
+        </w:rPr>
+        <w:t xml:space="preserve">Lecture 8 — Myocardial Ischemia Drug Therapy · </w:t>
+      </w:r>
+      <w:r>
+        <w:rPr>
+          <w:b w:val="0"/>
+          <w:i w:val="0"/>
+        </w:rPr>
+        <w:t>43:30</w:t>
+      </w:r>
+    </w:p>
+    <w:p>
+      <w:pPr>
+        <w:spacing w:after="120"/>
+      </w:pPr>
+      <w:r>
+        <w:rPr>
+          <w:b w:val="0"/>
+          <w:i w:val="0"/>
+        </w:rPr>
+        <w:t xml:space="preserve">He walked the table row by row: hypertension, prior myocardial infarction and reduced left ventricular function all point to a beta blocker; bradycardia or block points to a dihydropyridine; asthma points to a cardioselective beta blocker or a non-dihydropyridine. </w:t>
+      </w:r>
+      <w:r>
+        <w:rPr>
+          <w:b/>
+          <w:i w:val="0"/>
+        </w:rPr>
+        <w:t>Study note:</w:t>
+      </w:r>
+      <w:r>
+        <w:rPr>
+          <w:b w:val="0"/>
+          <w:i w:val="0"/>
+        </w:rPr>
+        <w:t xml:space="preserve"> he also read the prior-infarction and diabetes rows (see the next card); this site does not key those two cells because current practice differs.</w:t>
+      </w:r>
+    </w:p>
+    <w:p>
+      <w:pPr>
         <w:pStyle w:val="Heading1"/>
         <w:spacing w:before="280" w:after="100"/>
       </w:pPr>
@@ -1320,7 +1695,7 @@
           <w:rFonts w:ascii="Georgia" w:hAnsi="Georgia"/>
           <w:color w:val="6B3524"/>
         </w:rPr>
-        <w:t>Specific facts flagged as testable 46</w:t>
+        <w:t>Specific facts flagged as testable 77</w:t>
       </w:r>
     </w:p>
     <w:p>
@@ -3934,6 +4309,1716 @@
     </w:p>
     <w:p>
       <w:pPr>
+        <w:pStyle w:val="Heading2"/>
+        <w:spacing w:before="200" w:after="100"/>
+      </w:pPr>
+      <w:r>
+        <w:rPr>
+          <w:rFonts w:ascii="Georgia" w:hAnsi="Georgia"/>
+          <w:color w:val="6B3524"/>
+        </w:rPr>
+        <w:t>Judging whether the therapy is working Lecture 8</w:t>
+      </w:r>
+    </w:p>
+    <w:p>
+      <w:pPr>
+        <w:spacing w:after="120"/>
+        <w:ind w:left="432"/>
+      </w:pPr>
+      <w:r>
+        <w:rPr>
+          <w:b w:val="0"/>
+          <w:i w:val="0"/>
+        </w:rPr>
+        <w:t>“How you grade angina is basically off of the degree of physical activity limitation… can you do more stuff before you start to have chest pain, that’s how we’re really going to determine how well our therapy is working.”</w:t>
+      </w:r>
+      <w:r>
+        <w:rPr>
+          <w:b w:val="0"/>
+          <w:i w:val="0"/>
+        </w:rPr>
+        <w:t xml:space="preserve">Lecture 8 — Myocardial Ischemia Drug Therapy · </w:t>
+      </w:r>
+      <w:r>
+        <w:rPr>
+          <w:b w:val="0"/>
+          <w:i w:val="0"/>
+        </w:rPr>
+        <w:t>14:48</w:t>
+      </w:r>
+    </w:p>
+    <w:p>
+      <w:pPr>
+        <w:spacing w:after="120"/>
+      </w:pPr>
+      <w:r>
+        <w:rPr>
+          <w:b w:val="0"/>
+          <w:i w:val="0"/>
+        </w:rPr>
+        <w:t xml:space="preserve">Angina is graded by </w:t>
+      </w:r>
+      <w:r>
+        <w:rPr>
+          <w:b/>
+          <w:i w:val="0"/>
+        </w:rPr>
+        <w:t>how much activity the patient can do</w:t>
+      </w:r>
+      <w:r>
+        <w:rPr>
+          <w:b w:val="0"/>
+          <w:i w:val="0"/>
+        </w:rPr>
+        <w:t xml:space="preserve"> before symptoms, and the same measure, exercise capacity, shows whether an antianginal is working.</w:t>
+      </w:r>
+    </w:p>
+    <w:p>
+      <w:pPr>
+        <w:pStyle w:val="Heading2"/>
+        <w:spacing w:before="200" w:after="100"/>
+      </w:pPr>
+      <w:r>
+        <w:rPr>
+          <w:rFonts w:ascii="Georgia" w:hAnsi="Georgia"/>
+          <w:color w:val="6B3524"/>
+        </w:rPr>
+        <w:t>Beta blocker classification rule and its exception Lecture 8</w:t>
+      </w:r>
+    </w:p>
+    <w:p>
+      <w:pPr>
+        <w:spacing w:after="120"/>
+        <w:ind w:left="432"/>
+      </w:pPr>
+      <w:r>
+        <w:rPr>
+          <w:b w:val="0"/>
+          <w:i w:val="0"/>
+        </w:rPr>
+        <w:t>“Remember the rule we used was A through M … beta-1 selective. N through Z typically are considered the non-selective agents, and then we’ll just need to know our exception with the third gen, that’s carvedilol and labetalol.”</w:t>
+      </w:r>
+      <w:r>
+        <w:rPr>
+          <w:b w:val="0"/>
+          <w:i w:val="0"/>
+        </w:rPr>
+        <w:t xml:space="preserve">Lecture 8 — Myocardial Ischemia Drug Therapy · </w:t>
+      </w:r>
+      <w:r>
+        <w:rPr>
+          <w:b w:val="0"/>
+          <w:i w:val="0"/>
+        </w:rPr>
+        <w:t>17:44</w:t>
+      </w:r>
+    </w:p>
+    <w:p>
+      <w:pPr>
+        <w:spacing w:after="120"/>
+      </w:pPr>
+      <w:r>
+        <w:rPr>
+          <w:b w:val="0"/>
+          <w:i w:val="0"/>
+        </w:rPr>
+        <w:t>Selective: metoprolol, atenolol. Non-selective: propranolol, nadolol. Third generation (the exception to the alphabet rule): carvedilol, labetalol.</w:t>
+      </w:r>
+    </w:p>
+    <w:p>
+      <w:pPr>
+        <w:pStyle w:val="Heading2"/>
+        <w:spacing w:before="200" w:after="100"/>
+      </w:pPr>
+      <w:r>
+        <w:rPr>
+          <w:rFonts w:ascii="Georgia" w:hAnsi="Georgia"/>
+          <w:color w:val="6B3524"/>
+        </w:rPr>
+        <w:t>Do not stop a beta blocker suddenly Lecture 8</w:t>
+      </w:r>
+    </w:p>
+    <w:p>
+      <w:pPr>
+        <w:spacing w:after="120"/>
+        <w:ind w:left="432"/>
+      </w:pPr>
+      <w:r>
+        <w:rPr>
+          <w:b w:val="0"/>
+          <w:i w:val="0"/>
+        </w:rPr>
+        <w:t>“We recommend against immediate discontinuation, so don’t quit cold turkey… even MIs have been induced because of the rapid discontinuation of beta blockers.”</w:t>
+      </w:r>
+      <w:r>
+        <w:rPr>
+          <w:b w:val="0"/>
+          <w:i w:val="0"/>
+        </w:rPr>
+        <w:t xml:space="preserve">Lecture 8 — Myocardial Ischemia Drug Therapy · </w:t>
+      </w:r>
+      <w:r>
+        <w:rPr>
+          <w:b w:val="0"/>
+          <w:i w:val="0"/>
+        </w:rPr>
+        <w:t>19:55</w:t>
+      </w:r>
+    </w:p>
+    <w:p>
+      <w:pPr>
+        <w:spacing w:after="120"/>
+      </w:pPr>
+      <w:r>
+        <w:rPr>
+          <w:b w:val="0"/>
+          <w:i w:val="0"/>
+        </w:rPr>
+        <w:t xml:space="preserve">Beta blocker education: </w:t>
+      </w:r>
+      <w:r>
+        <w:rPr>
+          <w:b/>
+          <w:i w:val="0"/>
+        </w:rPr>
+        <w:t>avoid rapid discontinuation</w:t>
+      </w:r>
+      <w:r>
+        <w:rPr>
+          <w:b w:val="0"/>
+          <w:i w:val="0"/>
+        </w:rPr>
+        <w:t>. He tied it to rebound angina and even myocardial infarction.</w:t>
+      </w:r>
+    </w:p>
+    <w:p>
+      <w:pPr>
+        <w:pStyle w:val="Heading2"/>
+        <w:spacing w:before="200" w:after="100"/>
+      </w:pPr>
+      <w:r>
+        <w:rPr>
+          <w:rFonts w:ascii="Georgia" w:hAnsi="Georgia"/>
+          <w:color w:val="6B3524"/>
+        </w:rPr>
+        <w:t>Dihydropyridine against non-dihydropyridine: the major difference Lecture 8</w:t>
+      </w:r>
+    </w:p>
+    <w:p>
+      <w:pPr>
+        <w:spacing w:after="120"/>
+        <w:ind w:left="432"/>
+      </w:pPr>
+      <w:r>
+        <w:rPr>
+          <w:b w:val="0"/>
+          <w:i w:val="0"/>
+        </w:rPr>
+        <w:t>“Here I want you to notice the major difference between the dihydropyridines and the non-dihydropyridine calcium channel blockers… if a patient could not get a beta blocker for one reason or another, you can basically sub that out for a non-DHP.”</w:t>
+      </w:r>
+      <w:r>
+        <w:rPr>
+          <w:b w:val="0"/>
+          <w:i w:val="0"/>
+        </w:rPr>
+        <w:t xml:space="preserve">Lecture 8 — Myocardial Ischemia Drug Therapy · </w:t>
+      </w:r>
+      <w:r>
+        <w:rPr>
+          <w:b w:val="0"/>
+          <w:i w:val="0"/>
+        </w:rPr>
+        <w:t>21:02</w:t>
+      </w:r>
+    </w:p>
+    <w:p>
+      <w:pPr>
+        <w:spacing w:after="120"/>
+      </w:pPr>
+      <w:r>
+        <w:rPr>
+          <w:b w:val="0"/>
+          <w:i w:val="0"/>
+        </w:rPr>
+        <w:t>Non-dihydropyridines (verapamil, diltiazem) act like a beta blocker on heart rate and contractility, so they are the substitute. Dihydropyridines (the -dipines) act on the vessels.</w:t>
+      </w:r>
+    </w:p>
+    <w:p>
+      <w:pPr>
+        <w:pStyle w:val="Heading2"/>
+        <w:spacing w:before="200" w:after="100"/>
+      </w:pPr>
+      <w:r>
+        <w:rPr>
+          <w:rFonts w:ascii="Georgia" w:hAnsi="Georgia"/>
+          <w:color w:val="6B3524"/>
+        </w:rPr>
+        <w:t>A dihydropyridine alone raises the heart rate; do not pair a beta blocker with a non-dihydropyridine Lecture 8</w:t>
+      </w:r>
+    </w:p>
+    <w:p>
+      <w:pPr>
+        <w:spacing w:after="120"/>
+        <w:ind w:left="432"/>
+      </w:pPr>
+      <w:r>
+        <w:rPr>
+          <w:b w:val="0"/>
+          <w:i w:val="0"/>
+        </w:rPr>
+        <w:t>“For your typical anginal cases you would not want to use a DHP med by itself because of that increase in heart rate, you’re kind of fighting yourself… you wouldn’t really want to do a beta blocker plus a non-DHP because they’re just doing the same thing… bradycardia, heart block, it’s just more likely to occur.”</w:t>
+      </w:r>
+      <w:r>
+        <w:rPr>
+          <w:b w:val="0"/>
+          <w:i w:val="0"/>
+        </w:rPr>
+        <w:t xml:space="preserve">Lecture 8 — Myocardial Ischemia Drug Therapy · </w:t>
+      </w:r>
+      <w:r>
+        <w:rPr>
+          <w:b w:val="0"/>
+          <w:i w:val="0"/>
+        </w:rPr>
+        <w:t>22:35</w:t>
+      </w:r>
+    </w:p>
+    <w:p>
+      <w:pPr>
+        <w:spacing w:after="120"/>
+      </w:pPr>
+      <w:r>
+        <w:rPr>
+          <w:b w:val="0"/>
+          <w:i w:val="0"/>
+        </w:rPr>
+        <w:t>A dihydropyridine is added to a beta blocker, which blunts its reflex heart rate rise. A beta blocker plus verapamil or diltiazem is avoided in most cases because of added bradycardia and heart block.</w:t>
+      </w:r>
+    </w:p>
+    <w:p>
+      <w:pPr>
+        <w:pStyle w:val="Heading2"/>
+        <w:spacing w:before="200" w:after="100"/>
+      </w:pPr>
+      <w:r>
+        <w:rPr>
+          <w:rFonts w:ascii="Georgia" w:hAnsi="Georgia"/>
+          <w:color w:val="6B3524"/>
+        </w:rPr>
+        <w:t>Left ventricular dysfunction: dihydropyridines only Lecture 8</w:t>
+      </w:r>
+    </w:p>
+    <w:p>
+      <w:pPr>
+        <w:spacing w:after="120"/>
+        <w:ind w:left="432"/>
+      </w:pPr>
+      <w:r>
+        <w:rPr>
+          <w:b w:val="0"/>
+          <w:i w:val="0"/>
+        </w:rPr>
+        <w:t>“Keep in mind the LV dysfunction is going to be suppressed or is worsened with the use of a non-DHP calcium channel blocker, so the way I highlight here is DHPs only for that.”</w:t>
+      </w:r>
+      <w:r>
+        <w:rPr>
+          <w:b w:val="0"/>
+          <w:i w:val="0"/>
+        </w:rPr>
+        <w:t xml:space="preserve">Lecture 8 — Myocardial Ischemia Drug Therapy · </w:t>
+      </w:r>
+      <w:r>
+        <w:rPr>
+          <w:b w:val="0"/>
+          <w:i w:val="0"/>
+        </w:rPr>
+        <w:t>27:01</w:t>
+      </w:r>
+    </w:p>
+    <w:p>
+      <w:pPr>
+        <w:spacing w:after="120"/>
+      </w:pPr>
+      <w:r>
+        <w:rPr>
+          <w:b w:val="0"/>
+          <w:i w:val="0"/>
+        </w:rPr>
+        <w:t>Reduced left ventricular function is a contraindication for the non-dihydropyridines; a dihydropyridine (amlodipine) is the calcium channel blocker that remains.</w:t>
+      </w:r>
+    </w:p>
+    <w:p>
+      <w:pPr>
+        <w:pStyle w:val="Heading2"/>
+        <w:spacing w:before="200" w:after="100"/>
+      </w:pPr>
+      <w:r>
+        <w:rPr>
+          <w:rFonts w:ascii="Georgia" w:hAnsi="Georgia"/>
+          <w:color w:val="6B3524"/>
+        </w:rPr>
+        <w:t>Avoid short-acting calcium channel blockers Lecture 8</w:t>
+      </w:r>
+    </w:p>
+    <w:p>
+      <w:pPr>
+        <w:spacing w:after="120"/>
+        <w:ind w:left="432"/>
+      </w:pPr>
+      <w:r>
+        <w:rPr>
+          <w:b w:val="0"/>
+          <w:i w:val="0"/>
+        </w:rPr>
+        <w:t>“Typically we avoid short-acting agents, agents like nifedipine, so if you can stick with something long-acting like amlodipine… you’re not going to get that yo-yo type of effect.”</w:t>
+      </w:r>
+      <w:r>
+        <w:rPr>
+          <w:b w:val="0"/>
+          <w:i w:val="0"/>
+        </w:rPr>
+        <w:t xml:space="preserve">Lecture 8 — Myocardial Ischemia Drug Therapy · </w:t>
+      </w:r>
+      <w:r>
+        <w:rPr>
+          <w:b w:val="0"/>
+          <w:i w:val="0"/>
+        </w:rPr>
+        <w:t>27:19</w:t>
+      </w:r>
+    </w:p>
+    <w:p>
+      <w:pPr>
+        <w:spacing w:after="120"/>
+      </w:pPr>
+      <w:r>
+        <w:rPr>
+          <w:b w:val="0"/>
+          <w:i w:val="0"/>
+        </w:rPr>
+        <w:t>Avoid short-acting nifedipine; a long-acting dihydropyridine such as amlodipine is the pattern to know.</w:t>
+      </w:r>
+    </w:p>
+    <w:p>
+      <w:pPr>
+        <w:pStyle w:val="Heading2"/>
+        <w:spacing w:before="200" w:after="100"/>
+      </w:pPr>
+      <w:r>
+        <w:rPr>
+          <w:rFonts w:ascii="Georgia" w:hAnsi="Georgia"/>
+          <w:color w:val="6B3524"/>
+        </w:rPr>
+        <w:t>CYP3A4: the one enzyme he asked everyone to know Lecture 8</w:t>
+      </w:r>
+    </w:p>
+    <w:p>
+      <w:pPr>
+        <w:spacing w:after="120"/>
+        <w:ind w:left="432"/>
+      </w:pPr>
+      <w:r>
+        <w:rPr>
+          <w:b w:val="0"/>
+          <w:i w:val="0"/>
+        </w:rPr>
+        <w:t>“If you don’t know any other CYP enzyme, know CYP3A4, please, that’s my only ask… the non-DHPs are both inhibitors of CYP3A4 and substrates… the DHPs like amlodipine are just substrates… a patient on verapamil and then you put them on simvastatin… now all of a sudden you’re jacking your simvastatin levels up.”</w:t>
+      </w:r>
+      <w:r>
+        <w:rPr>
+          <w:b w:val="0"/>
+          <w:i w:val="0"/>
+        </w:rPr>
+        <w:t xml:space="preserve">Lecture 8 — Myocardial Ischemia Drug Therapy · </w:t>
+      </w:r>
+      <w:r>
+        <w:rPr>
+          <w:b w:val="0"/>
+          <w:i w:val="0"/>
+        </w:rPr>
+        <w:t>28:02</w:t>
+      </w:r>
+    </w:p>
+    <w:p>
+      <w:pPr>
+        <w:spacing w:after="120"/>
+      </w:pPr>
+      <w:r>
+        <w:rPr>
+          <w:b w:val="0"/>
+          <w:i w:val="0"/>
+        </w:rPr>
+        <w:t xml:space="preserve">Verapamil and diltiazem </w:t>
+      </w:r>
+      <w:r>
+        <w:rPr>
+          <w:b/>
+          <w:i w:val="0"/>
+        </w:rPr>
+        <w:t>inhibit and are substrates of</w:t>
+      </w:r>
+      <w:r>
+        <w:rPr>
+          <w:b w:val="0"/>
+          <w:i w:val="0"/>
+        </w:rPr>
+        <w:t xml:space="preserve"> CYP3A4; dihydropyridines are only substrates. The worked example: verapamil raises simvastatin levels (muscle and liver toxicity).</w:t>
+      </w:r>
+    </w:p>
+    <w:p>
+      <w:pPr>
+        <w:pStyle w:val="Heading2"/>
+        <w:spacing w:before="200" w:after="100"/>
+      </w:pPr>
+      <w:r>
+        <w:rPr>
+          <w:rFonts w:ascii="Georgia" w:hAnsi="Georgia"/>
+          <w:color w:val="6B3524"/>
+        </w:rPr>
+        <w:t>Ask about constipation Lecture 8</w:t>
+      </w:r>
+    </w:p>
+    <w:p>
+      <w:pPr>
+        <w:spacing w:after="120"/>
+        <w:ind w:left="432"/>
+      </w:pPr>
+      <w:r>
+        <w:rPr>
+          <w:b w:val="0"/>
+          <w:i w:val="0"/>
+        </w:rPr>
+        <w:t>“Ask your patients about their bowel habits… what happens when they’re sitting there straining on the toilet… let’s put a little strain on the heart too.”</w:t>
+      </w:r>
+      <w:r>
+        <w:rPr>
+          <w:b w:val="0"/>
+          <w:i w:val="0"/>
+        </w:rPr>
+        <w:t xml:space="preserve">Lecture 8 — Myocardial Ischemia Drug Therapy · </w:t>
+      </w:r>
+      <w:r>
+        <w:rPr>
+          <w:b w:val="0"/>
+          <w:i w:val="0"/>
+        </w:rPr>
+        <w:t>29:48</w:t>
+      </w:r>
+    </w:p>
+    <w:p>
+      <w:pPr>
+        <w:spacing w:after="120"/>
+      </w:pPr>
+      <w:r>
+        <w:rPr>
+          <w:b w:val="0"/>
+          <w:i w:val="0"/>
+        </w:rPr>
+        <w:t>Calcium channel blocker education from the deck: dizziness and constipation. He added why constipation matters in a cardiac patient.</w:t>
+      </w:r>
+    </w:p>
+    <w:p>
+      <w:pPr>
+        <w:pStyle w:val="Heading2"/>
+        <w:spacing w:before="200" w:after="100"/>
+      </w:pPr>
+      <w:r>
+        <w:rPr>
+          <w:rFonts w:ascii="Georgia" w:hAnsi="Georgia"/>
+          <w:color w:val="6B3524"/>
+        </w:rPr>
+        <w:t>Nitrate plus a phosphodiesterase-5 inhibitor: the danger he dramatized Lecture 8</w:t>
+      </w:r>
+    </w:p>
+    <w:p>
+      <w:pPr>
+        <w:spacing w:after="120"/>
+        <w:ind w:left="432"/>
+      </w:pPr>
+      <w:r>
+        <w:rPr>
+          <w:b w:val="0"/>
+          <w:i w:val="0"/>
+        </w:rPr>
+        <w:t>“The problem comes when you do both of these together… that can lead to profound hypotension… if the answer is yes, you cannot give them a nitrate, because it will synergize, it’ll drop their blood pressure, they could die.”</w:t>
+      </w:r>
+      <w:r>
+        <w:rPr>
+          <w:b w:val="0"/>
+          <w:i w:val="0"/>
+        </w:rPr>
+        <w:t xml:space="preserve">Lecture 8 — Myocardial Ischemia Drug Therapy · </w:t>
+      </w:r>
+      <w:r>
+        <w:rPr>
+          <w:b w:val="0"/>
+          <w:i w:val="0"/>
+        </w:rPr>
+        <w:t>33:39</w:t>
+      </w:r>
+    </w:p>
+    <w:p>
+      <w:pPr>
+        <w:spacing w:after="120"/>
+      </w:pPr>
+      <w:r>
+        <w:rPr>
+          <w:b w:val="0"/>
+          <w:i w:val="0"/>
+        </w:rPr>
+        <w:t>Sildenafil, tadalafil and vardenafil with any nitrate: contraindicated, with hypotension, myocardial infarction and stroke as the risk. He said the patient should be asked, bluntly if needed.</w:t>
+      </w:r>
+    </w:p>
+    <w:p>
+      <w:pPr>
+        <w:pStyle w:val="Heading2"/>
+        <w:spacing w:before="200" w:after="100"/>
+      </w:pPr>
+      <w:r>
+        <w:rPr>
+          <w:rFonts w:ascii="Georgia" w:hAnsi="Georgia"/>
+          <w:color w:val="6B3524"/>
+        </w:rPr>
+        <w:t>Five minutes with no relief: call for help Lecture 8</w:t>
+      </w:r>
+    </w:p>
+    <w:p>
+      <w:pPr>
+        <w:spacing w:after="120"/>
+        <w:ind w:left="432"/>
+      </w:pPr>
+      <w:r>
+        <w:rPr>
+          <w:b w:val="0"/>
+          <w:i w:val="0"/>
+        </w:rPr>
+        <w:t>“That’s why I say after five minutes if you don’t get the relief, call 911, okay, so you get one try and that’s it, but while waiting you can continue taking the doses every five minutes.”</w:t>
+      </w:r>
+      <w:r>
+        <w:rPr>
+          <w:b w:val="0"/>
+          <w:i w:val="0"/>
+        </w:rPr>
+        <w:t xml:space="preserve">Lecture 8 — Myocardial Ischemia Drug Therapy · </w:t>
+      </w:r>
+      <w:r>
+        <w:rPr>
+          <w:b w:val="0"/>
+          <w:i w:val="0"/>
+        </w:rPr>
+        <w:t>37:02</w:t>
+      </w:r>
+    </w:p>
+    <w:p>
+      <w:pPr>
+        <w:spacing w:after="120"/>
+      </w:pPr>
+      <w:r>
+        <w:rPr>
+          <w:b w:val="0"/>
+          <w:i w:val="0"/>
+        </w:rPr>
+        <w:t xml:space="preserve">The patient takes the first dose; </w:t>
+      </w:r>
+      <w:r>
+        <w:rPr>
+          <w:b/>
+          <w:i w:val="0"/>
+        </w:rPr>
+        <w:t>no relief after five minutes means call emergency services</w:t>
+      </w:r>
+      <w:r>
+        <w:rPr>
+          <w:b w:val="0"/>
+          <w:i w:val="0"/>
+        </w:rPr>
+        <w:t xml:space="preserve"> (time is tissue), and further doses can be taken while waiting. The action is the testable point.</w:t>
+      </w:r>
+    </w:p>
+    <w:p>
+      <w:pPr>
+        <w:pStyle w:val="Heading2"/>
+        <w:spacing w:before="200" w:after="100"/>
+      </w:pPr>
+      <w:r>
+        <w:rPr>
+          <w:rFonts w:ascii="Georgia" w:hAnsi="Georgia"/>
+          <w:color w:val="6B3524"/>
+        </w:rPr>
+        <w:t>Nitroglycerin education: dizziness on standing, storage, replacement Lecture 8</w:t>
+      </w:r>
+    </w:p>
+    <w:p>
+      <w:pPr>
+        <w:spacing w:after="120"/>
+        <w:ind w:left="432"/>
+      </w:pPr>
+      <w:r>
+        <w:rPr>
+          <w:b w:val="0"/>
+          <w:i w:val="0"/>
+        </w:rPr>
+        <w:t>“Orthostatic hypotension makes sense… store them in the original packaging, a cool dry place, don’t put them into your pill minder… and then we’ll say after opening it replace every three to six months or so… I say go ahead, yes, do replace it.”</w:t>
+      </w:r>
+      <w:r>
+        <w:rPr>
+          <w:b w:val="0"/>
+          <w:i w:val="0"/>
+        </w:rPr>
+        <w:t xml:space="preserve">Lecture 8 — Myocardial Ischemia Drug Therapy · </w:t>
+      </w:r>
+      <w:r>
+        <w:rPr>
+          <w:b w:val="0"/>
+          <w:i w:val="0"/>
+        </w:rPr>
+        <w:t>37:12</w:t>
+      </w:r>
+    </w:p>
+    <w:p>
+      <w:pPr>
+        <w:spacing w:after="120"/>
+      </w:pPr>
+      <w:r>
+        <w:rPr>
+          <w:b w:val="0"/>
+          <w:i w:val="0"/>
+        </w:rPr>
+        <w:t>Warn about orthostatic hypotension; keep tablets in the original packaging in a cool, dry place; he teaches replacement every three to six months. The guide notes that current labeling ties expiry to the original bottle, so the interval is taught here as the course rule.</w:t>
+      </w:r>
+    </w:p>
+    <w:p>
+      <w:pPr>
+        <w:pStyle w:val="Heading2"/>
+        <w:spacing w:before="200" w:after="100"/>
+      </w:pPr>
+      <w:r>
+        <w:rPr>
+          <w:rFonts w:ascii="Georgia" w:hAnsi="Georgia"/>
+          <w:color w:val="6B3524"/>
+        </w:rPr>
+        <w:t>Long-acting nitrates: usually the third add-on, rarely alone Lecture 8</w:t>
+      </w:r>
+    </w:p>
+    <w:p>
+      <w:pPr>
+        <w:spacing w:after="120"/>
+        <w:ind w:left="432"/>
+      </w:pPr>
+      <w:r>
+        <w:rPr>
+          <w:b w:val="0"/>
+          <w:i w:val="0"/>
+        </w:rPr>
+        <w:t>“This is usually like the third add-on medication in that list… usually adjunctive therapy, very rarely or not recommended as monotherapy.”</w:t>
+      </w:r>
+      <w:r>
+        <w:rPr>
+          <w:b w:val="0"/>
+          <w:i w:val="0"/>
+        </w:rPr>
+        <w:t xml:space="preserve">Lecture 8 — Myocardial Ischemia Drug Therapy · </w:t>
+      </w:r>
+      <w:r>
+        <w:rPr>
+          <w:b w:val="0"/>
+          <w:i w:val="0"/>
+        </w:rPr>
+        <w:t>39:19</w:t>
+      </w:r>
+    </w:p>
+    <w:p>
+      <w:pPr>
+        <w:spacing w:after="120"/>
+      </w:pPr>
+      <w:r>
+        <w:rPr>
+          <w:b w:val="0"/>
+          <w:i w:val="0"/>
+        </w:rPr>
+        <w:t>Long-acting nitrates: adjunct after a beta blocker and a calcium channel blocker, not monotherapy unless neither can be used.</w:t>
+      </w:r>
+    </w:p>
+    <w:p>
+      <w:pPr>
+        <w:pStyle w:val="Heading2"/>
+        <w:spacing w:before="200" w:after="100"/>
+      </w:pPr>
+      <w:r>
+        <w:rPr>
+          <w:rFonts w:ascii="Georgia" w:hAnsi="Georgia"/>
+          <w:color w:val="6B3524"/>
+        </w:rPr>
+        <w:t>The nitrate-free interval: all you need to know Lecture 8</w:t>
+      </w:r>
+    </w:p>
+    <w:p>
+      <w:pPr>
+        <w:spacing w:after="120"/>
+        <w:ind w:left="432"/>
+      </w:pPr>
+      <w:r>
+        <w:rPr>
+          <w:b w:val="0"/>
+          <w:i w:val="0"/>
+        </w:rPr>
+        <w:t>“Regardless, all you need to know is do the nitrate-free interval for 12 hours when the patient is least likely to have symptom frequency, usually when they’re asleep.”</w:t>
+      </w:r>
+      <w:r>
+        <w:rPr>
+          <w:b w:val="0"/>
+          <w:i w:val="0"/>
+        </w:rPr>
+        <w:t xml:space="preserve">Lecture 8 — Myocardial Ischemia Drug Therapy · </w:t>
+      </w:r>
+      <w:r>
+        <w:rPr>
+          <w:b w:val="0"/>
+          <w:i w:val="0"/>
+        </w:rPr>
+        <w:t>42:42</w:t>
+      </w:r>
+    </w:p>
+    <w:p>
+      <w:pPr>
+        <w:spacing w:after="120"/>
+      </w:pPr>
+      <w:r>
+        <w:rPr>
+          <w:b w:val="0"/>
+          <w:i w:val="0"/>
+        </w:rPr>
+        <w:t>Tachyphylaxis (the body becomes resistant after about 12 hours) is handled by 12 hours on and 12 hours off, timed so the off period is when the patient is asleep and least likely to have chest pain.</w:t>
+      </w:r>
+    </w:p>
+    <w:p>
+      <w:pPr>
+        <w:pStyle w:val="Heading2"/>
+        <w:spacing w:before="200" w:after="100"/>
+      </w:pPr>
+      <w:r>
+        <w:rPr>
+          <w:rFonts w:ascii="Georgia" w:hAnsi="Georgia"/>
+          <w:color w:val="6B3524"/>
+        </w:rPr>
+        <w:t>Prior myocardial infarction: prefer a beta blocker Lecture 8</w:t>
+      </w:r>
+    </w:p>
+    <w:p>
+      <w:pPr>
+        <w:spacing w:after="120"/>
+        <w:ind w:left="432"/>
+      </w:pPr>
+      <w:r>
+        <w:rPr>
+          <w:b w:val="0"/>
+          <w:i w:val="0"/>
+        </w:rPr>
+        <w:t>“For things to avoid, for prior MI, calcium channel blockers kind of in general, we really prefer beta blockers just from the evidence that we have in terms of mortality… be very cautious.”</w:t>
+      </w:r>
+      <w:r>
+        <w:rPr>
+          <w:b w:val="0"/>
+          <w:i w:val="0"/>
+        </w:rPr>
+        <w:t xml:space="preserve">Lecture 8 — Myocardial Ischemia Drug Therapy · </w:t>
+      </w:r>
+      <w:r>
+        <w:rPr>
+          <w:b w:val="0"/>
+          <w:i w:val="0"/>
+        </w:rPr>
+        <w:t>44:16</w:t>
+      </w:r>
+    </w:p>
+    <w:p>
+      <w:pPr>
+        <w:spacing w:after="120"/>
+      </w:pPr>
+      <w:r>
+        <w:rPr>
+          <w:b w:val="0"/>
+          <w:i w:val="0"/>
+        </w:rPr>
+        <w:t>After a myocardial infarction the beta blocker is first line; he said to be cautious with calcium channel blockers, citing mortality evidence.</w:t>
+      </w:r>
+    </w:p>
+    <w:p>
+      <w:pPr>
+        <w:pStyle w:val="Heading2"/>
+        <w:spacing w:before="200" w:after="100"/>
+      </w:pPr>
+      <w:r>
+        <w:rPr>
+          <w:rFonts w:ascii="Georgia" w:hAnsi="Georgia"/>
+          <w:color w:val="6B3524"/>
+        </w:rPr>
+        <w:t>Angiotensin-converting enzyme inhibitors do not treat angina Lecture 8</w:t>
+      </w:r>
+    </w:p>
+    <w:p>
+      <w:pPr>
+        <w:spacing w:after="120"/>
+        <w:ind w:left="432"/>
+      </w:pPr>
+      <w:r>
+        <w:rPr>
+          <w:b w:val="0"/>
+          <w:i w:val="0"/>
+        </w:rPr>
+        <w:t>“They do not relieve symptoms of angina, but they will help to prevent the progression of the coronary artery disease… these should be indefinitely in patients for post-MI, LV dysfunction, diabetes.”</w:t>
+      </w:r>
+      <w:r>
+        <w:rPr>
+          <w:b w:val="0"/>
+          <w:i w:val="0"/>
+        </w:rPr>
+        <w:t xml:space="preserve">Lecture 8 — Myocardial Ischemia Drug Therapy · </w:t>
+      </w:r>
+      <w:r>
+        <w:rPr>
+          <w:b w:val="0"/>
+          <w:i w:val="0"/>
+        </w:rPr>
+        <w:t>45:50</w:t>
+      </w:r>
+    </w:p>
+    <w:p>
+      <w:pPr>
+        <w:spacing w:after="120"/>
+      </w:pPr>
+      <w:r>
+        <w:rPr>
+          <w:b w:val="0"/>
+          <w:i w:val="0"/>
+        </w:rPr>
+        <w:t>Vasculoprotective, not antianginal: continue indefinitely after infarction, with left ventricular dysfunction or with diabetes; angiotensin receptor blockers are largely interchangeable.</w:t>
+      </w:r>
+    </w:p>
+    <w:p>
+      <w:pPr>
+        <w:pStyle w:val="Heading2"/>
+        <w:spacing w:before="200" w:after="100"/>
+      </w:pPr>
+      <w:r>
+        <w:rPr>
+          <w:rFonts w:ascii="Georgia" w:hAnsi="Georgia"/>
+          <w:color w:val="6B3524"/>
+        </w:rPr>
+        <w:t>Beta blocker plus a non-dihydropyridine is begging for trouble Lecture 8</w:t>
+      </w:r>
+    </w:p>
+    <w:p>
+      <w:pPr>
+        <w:spacing w:after="120"/>
+        <w:ind w:left="432"/>
+      </w:pPr>
+      <w:r>
+        <w:rPr>
+          <w:b w:val="0"/>
+          <w:i w:val="0"/>
+        </w:rPr>
+        <w:t>“If you see anyone who’s on a beta blocker plus a non-DHP, you’re just kind of begging for trouble with that kind of combination… if you need a third agent you probably need further workup.”</w:t>
+      </w:r>
+      <w:r>
+        <w:rPr>
+          <w:b w:val="0"/>
+          <w:i w:val="0"/>
+        </w:rPr>
+        <w:t xml:space="preserve">Lecture 8 — Myocardial Ischemia Drug Therapy · </w:t>
+      </w:r>
+      <w:r>
+        <w:rPr>
+          <w:b w:val="0"/>
+          <w:i w:val="0"/>
+        </w:rPr>
+        <w:t>46:55</w:t>
+      </w:r>
+    </w:p>
+    <w:p>
+      <w:pPr>
+        <w:spacing w:after="120"/>
+      </w:pPr>
+      <w:r>
+        <w:rPr>
+          <w:b w:val="0"/>
+          <w:i w:val="0"/>
+        </w:rPr>
+        <w:t>Combination therapy: dihydropyridine plus beta blocker is the sensible pair; a third agent means further workup such as angiography.</w:t>
+      </w:r>
+    </w:p>
+    <w:p>
+      <w:pPr>
+        <w:pStyle w:val="Heading2"/>
+        <w:spacing w:before="200" w:after="100"/>
+      </w:pPr>
+      <w:r>
+        <w:rPr>
+          <w:rFonts w:ascii="Georgia" w:hAnsi="Georgia"/>
+          <w:color w:val="6B3524"/>
+        </w:rPr>
+        <w:t>Everyone with coronary disease: the standing list Lecture 8</w:t>
+      </w:r>
+    </w:p>
+    <w:p>
+      <w:pPr>
+        <w:spacing w:after="120"/>
+        <w:ind w:left="432"/>
+      </w:pPr>
+      <w:r>
+        <w:rPr>
+          <w:b w:val="0"/>
+          <w:i w:val="0"/>
+        </w:rPr>
+        <w:t>“Unless contraindicated, patients with coronary artery disease or ischemic heart disease should be getting aspirin, if they’ve had a previous MI beta blockers for sure, ACEs or ARBs in patients who have diabetes or LV dysfunction, lipid lowering therapy… they will have sublingual nitroglycerin for acute relief.”</w:t>
+      </w:r>
+      <w:r>
+        <w:rPr>
+          <w:b w:val="0"/>
+          <w:i w:val="0"/>
+        </w:rPr>
+        <w:t xml:space="preserve">Lecture 8 — Myocardial Ischemia Drug Therapy · </w:t>
+      </w:r>
+      <w:r>
+        <w:rPr>
+          <w:b w:val="0"/>
+          <w:i w:val="0"/>
+        </w:rPr>
+        <w:t>48:19</w:t>
+      </w:r>
+    </w:p>
+    <w:p>
+      <w:pPr>
+        <w:spacing w:after="120"/>
+      </w:pPr>
+      <w:r>
+        <w:rPr>
+          <w:b w:val="0"/>
+          <w:i w:val="0"/>
+        </w:rPr>
+        <w:t>Aspirin; a beta blocker after infarction; an ACE inhibitor (or receptor blocker) with diabetes or left ventricular dysfunction; lipid-lowering therapy; sublingual nitroglycerin for acute relief.</w:t>
+      </w:r>
+    </w:p>
+    <w:p>
+      <w:pPr>
+        <w:pStyle w:val="Heading2"/>
+        <w:spacing w:before="200" w:after="100"/>
+      </w:pPr>
+      <w:r>
+        <w:rPr>
+          <w:rFonts w:ascii="Georgia" w:hAnsi="Georgia"/>
+          <w:color w:val="6B3524"/>
+        </w:rPr>
+        <w:t>Variant angina: avoid beta blockers Lecture 8</w:t>
+      </w:r>
+    </w:p>
+    <w:p>
+      <w:pPr>
+        <w:spacing w:after="120"/>
+        <w:ind w:left="432"/>
+      </w:pPr>
+      <w:r>
+        <w:rPr>
+          <w:b w:val="0"/>
+          <w:i w:val="0"/>
+        </w:rPr>
+        <w:t>“For the variant angina, the Prinzmetal angina, that’s where you get into utilizing your dihydropyridine calcium channel blockers most commonly, you typically avoid beta blockers, they tend to worsen symptoms for the patient.”</w:t>
+      </w:r>
+      <w:r>
+        <w:rPr>
+          <w:b w:val="0"/>
+          <w:i w:val="0"/>
+        </w:rPr>
+        <w:t xml:space="preserve">Lecture 8 — Myocardial Ischemia Drug Therapy · </w:t>
+      </w:r>
+      <w:r>
+        <w:rPr>
+          <w:b w:val="0"/>
+          <w:i w:val="0"/>
+        </w:rPr>
+        <w:t>49:11</w:t>
+      </w:r>
+    </w:p>
+    <w:p>
+      <w:pPr>
+        <w:spacing w:after="120"/>
+      </w:pPr>
+      <w:r>
+        <w:rPr>
+          <w:b w:val="0"/>
+          <w:i w:val="0"/>
+        </w:rPr>
+        <w:t>The one angina where the beta blocker is avoided; the problem is vessel spasm, a supply problem, not oxygen demand.</w:t>
+      </w:r>
+    </w:p>
+    <w:p>
+      <w:pPr>
+        <w:pStyle w:val="Heading2"/>
+        <w:spacing w:before="200" w:after="100"/>
+      </w:pPr>
+      <w:r>
+        <w:rPr>
+          <w:rFonts w:ascii="Georgia" w:hAnsi="Georgia"/>
+          <w:color w:val="6B3524"/>
+        </w:rPr>
+        <w:t>If you know only two clotting factors: ten and two Lecture 8</w:t>
+      </w:r>
+    </w:p>
+    <w:p>
+      <w:pPr>
+        <w:spacing w:after="120"/>
+        <w:ind w:left="432"/>
+      </w:pPr>
+      <w:r>
+        <w:rPr>
+          <w:b w:val="0"/>
+          <w:i w:val="0"/>
+        </w:rPr>
+        <w:t>“If you only had to know two clotting factors, the two most important ones are 10 and 2… that’s what’s going to cause the activation of fibrin.”</w:t>
+      </w:r>
+      <w:r>
+        <w:rPr>
+          <w:b w:val="0"/>
+          <w:i w:val="0"/>
+        </w:rPr>
+        <w:t xml:space="preserve">Lecture 8 — Myocardial Ischemia Drug Therapy · </w:t>
+      </w:r>
+      <w:r>
+        <w:rPr>
+          <w:b w:val="0"/>
+          <w:i w:val="0"/>
+        </w:rPr>
+        <w:t>51:33</w:t>
+      </w:r>
+    </w:p>
+    <w:p>
+      <w:pPr>
+        <w:spacing w:after="120"/>
+      </w:pPr>
+      <w:r>
+        <w:rPr>
+          <w:b w:val="0"/>
+          <w:i w:val="0"/>
+        </w:rPr>
+        <w:t>Factor X and factor II (thrombin) sit in the common pathway; thrombin also activates platelets, a positive feedback loop, and turns fibrinogen into fibrin.</w:t>
+      </w:r>
+    </w:p>
+    <w:p>
+      <w:pPr>
+        <w:pStyle w:val="Heading2"/>
+        <w:spacing w:before="200" w:after="100"/>
+      </w:pPr>
+      <w:r>
+        <w:rPr>
+          <w:rFonts w:ascii="Georgia" w:hAnsi="Georgia"/>
+          <w:color w:val="6B3524"/>
+        </w:rPr>
+        <w:t>Nitrates relieve pain and do nothing for outcomes Lecture 8</w:t>
+      </w:r>
+    </w:p>
+    <w:p>
+      <w:pPr>
+        <w:spacing w:after="120"/>
+        <w:ind w:left="432"/>
+      </w:pPr>
+      <w:r>
+        <w:rPr>
+          <w:b w:val="0"/>
+          <w:i w:val="0"/>
+        </w:rPr>
+        <w:t>“Nitrates only help with symptom relief… they don’t do anything for outcomes.”</w:t>
+      </w:r>
+      <w:r>
+        <w:rPr>
+          <w:b w:val="0"/>
+          <w:i w:val="0"/>
+        </w:rPr>
+        <w:t xml:space="preserve">Lecture 8 — Myocardial Ischemia Drug Therapy · </w:t>
+      </w:r>
+      <w:r>
+        <w:rPr>
+          <w:b w:val="0"/>
+          <w:i w:val="0"/>
+        </w:rPr>
+        <w:t>53:58</w:t>
+      </w:r>
+    </w:p>
+    <w:p>
+      <w:pPr>
+        <w:spacing w:after="120"/>
+      </w:pPr>
+      <w:r>
+        <w:rPr>
+          <w:b w:val="0"/>
+          <w:i w:val="0"/>
+        </w:rPr>
+        <w:t>In acute coronary syndrome nitrates give pain relief with no mortality benefit (sublingual first, intravenous infusion once in hospital).</w:t>
+      </w:r>
+    </w:p>
+    <w:p>
+      <w:pPr>
+        <w:pStyle w:val="Heading2"/>
+        <w:spacing w:before="200" w:after="100"/>
+      </w:pPr>
+      <w:r>
+        <w:rPr>
+          <w:rFonts w:ascii="Georgia" w:hAnsi="Georgia"/>
+          <w:color w:val="6B3524"/>
+        </w:rPr>
+        <w:t>Aspirin first in acute coronary syndrome; clopidogrel if allergic Lecture 8</w:t>
+      </w:r>
+    </w:p>
+    <w:p>
+      <w:pPr>
+        <w:spacing w:after="120"/>
+        <w:ind w:left="432"/>
+      </w:pPr>
+      <w:r>
+        <w:rPr>
+          <w:b w:val="0"/>
+          <w:i w:val="0"/>
+        </w:rPr>
+        <w:t>“Aspirin contraindications would just be different kind of like GI bleed or intracranial hemorrhage… should be one of the absolute got to use it, if you have an allergy and couldn’t receive aspirin that’s where those ADP blockers like clopidogrel come into play.”</w:t>
+      </w:r>
+      <w:r>
+        <w:rPr>
+          <w:b w:val="0"/>
+          <w:i w:val="0"/>
+        </w:rPr>
+        <w:t xml:space="preserve">Lecture 8 — Myocardial Ischemia Drug Therapy · </w:t>
+      </w:r>
+      <w:r>
+        <w:rPr>
+          <w:b w:val="0"/>
+          <w:i w:val="0"/>
+        </w:rPr>
+        <w:t>54:21</w:t>
+      </w:r>
+    </w:p>
+    <w:p>
+      <w:pPr>
+        <w:spacing w:after="120"/>
+      </w:pPr>
+      <w:r>
+        <w:rPr>
+          <w:b w:val="0"/>
+          <w:i w:val="0"/>
+        </w:rPr>
+        <w:t>Aspirin is chewed and swallowed at the first signs; contraindications are allergy, gastrointestinal bleeding and intracranial hemorrhage; clopidogrel is the alternative.</w:t>
+      </w:r>
+    </w:p>
+    <w:p>
+      <w:pPr>
+        <w:pStyle w:val="Heading2"/>
+        <w:spacing w:before="200" w:after="100"/>
+      </w:pPr>
+      <w:r>
+        <w:rPr>
+          <w:rFonts w:ascii="Georgia" w:hAnsi="Georgia"/>
+          <w:color w:val="6B3524"/>
+        </w:rPr>
+        <w:t>Beta blockers in acute coronary syndrome: his sequence and cautions Lecture 8</w:t>
+      </w:r>
+    </w:p>
+    <w:p>
+      <w:pPr>
+        <w:spacing w:after="120"/>
+        <w:ind w:left="432"/>
+      </w:pPr>
+      <w:r>
+        <w:rPr>
+          <w:b w:val="0"/>
+          <w:i w:val="0"/>
+        </w:rPr>
+        <w:t>“Beta blockers will start IV initially till we get them under control and then we can switch over to PO, just know there’s going to be contraindicated if they’re already hypotensive or bradycardic or if they’re having heart block… and then you know they have severe reactive airway disease, something like a cardioselective beta blocker would make sense.”</w:t>
+      </w:r>
+      <w:r>
+        <w:rPr>
+          <w:b w:val="0"/>
+          <w:i w:val="0"/>
+        </w:rPr>
+        <w:t xml:space="preserve">Lecture 8 — Myocardial Ischemia Drug Therapy · </w:t>
+      </w:r>
+      <w:r>
+        <w:rPr>
+          <w:b w:val="0"/>
+          <w:i w:val="0"/>
+        </w:rPr>
+        <w:t>55:17</w:t>
+      </w:r>
+    </w:p>
+    <w:p>
+      <w:pPr>
+        <w:spacing w:after="120"/>
+      </w:pPr>
+      <w:r>
+        <w:rPr>
+          <w:b w:val="0"/>
+          <w:i w:val="0"/>
+        </w:rPr>
+        <w:t xml:space="preserve">Cautions: hypotension, bradycardia, heart block, severe reactive airway disease (cardioselective agent). </w:t>
+      </w:r>
+      <w:r>
+        <w:rPr>
+          <w:b/>
+          <w:i w:val="0"/>
+        </w:rPr>
+        <w:t>Flag:</w:t>
+      </w:r>
+      <w:r>
+        <w:rPr>
+          <w:b w:val="0"/>
+          <w:i w:val="0"/>
+        </w:rPr>
+        <w:t xml:space="preserve"> the intravenous-then-oral sequence is older teaching; this site flags it rather than keying it.</w:t>
+      </w:r>
+    </w:p>
+    <w:p>
+      <w:pPr>
+        <w:pStyle w:val="Heading2"/>
+        <w:spacing w:before="200" w:after="100"/>
+      </w:pPr>
+      <w:r>
+        <w:rPr>
+          <w:rFonts w:ascii="Georgia" w:hAnsi="Georgia"/>
+          <w:color w:val="6B3524"/>
+        </w:rPr>
+        <w:t>Morphine: for pain unresponsive to nitrates, no outcome benefit Lecture 8</w:t>
+      </w:r>
+    </w:p>
+    <w:p>
+      <w:pPr>
+        <w:spacing w:after="120"/>
+        <w:ind w:left="432"/>
+      </w:pPr>
+      <w:r>
+        <w:rPr>
+          <w:b w:val="0"/>
+          <w:i w:val="0"/>
+        </w:rPr>
+        <w:t>“Morphine is not really shown to have any benefits on outcomes but it does help out with the pain… if they’re having pain unresponsive to nitrates then you would initiate an opioid like morphine… some controversy in using it for unstable angina and [NSTEMI], but for the most part for STEMI is perfectly fine.”</w:t>
+      </w:r>
+      <w:r>
+        <w:rPr>
+          <w:b w:val="0"/>
+          <w:i w:val="0"/>
+        </w:rPr>
+        <w:t xml:space="preserve">Lecture 8 — Myocardial Ischemia Drug Therapy · </w:t>
+      </w:r>
+      <w:r>
+        <w:rPr>
+          <w:b w:val="0"/>
+          <w:i w:val="0"/>
+        </w:rPr>
+        <w:t>55:54</w:t>
+      </w:r>
+    </w:p>
+    <w:p>
+      <w:pPr>
+        <w:spacing w:after="120"/>
+      </w:pPr>
+      <w:r>
+        <w:rPr>
+          <w:b w:val="0"/>
+          <w:i w:val="0"/>
+        </w:rPr>
+        <w:t>Morphine treats the pain only; reserved for pain that does not respond to nitrates; fine in ST-elevation infarction, controversial in unstable angina and non-ST-elevation infarction.</w:t>
+      </w:r>
+    </w:p>
+    <w:p>
+      <w:pPr>
+        <w:pStyle w:val="Heading2"/>
+        <w:spacing w:before="200" w:after="100"/>
+      </w:pPr>
+      <w:r>
+        <w:rPr>
+          <w:rFonts w:ascii="Georgia" w:hAnsi="Georgia"/>
+          <w:color w:val="6B3524"/>
+        </w:rPr>
+        <w:t>The three main fibrinolytics act on fibrin-bound plasminogen Lecture 8</w:t>
+      </w:r>
+    </w:p>
+    <w:p>
+      <w:pPr>
+        <w:spacing w:after="120"/>
+        <w:ind w:left="432"/>
+      </w:pPr>
+      <w:r>
+        <w:rPr>
+          <w:b w:val="0"/>
+          <w:i w:val="0"/>
+        </w:rPr>
+        <w:t>“The three main ones you’re going to run into include tPA, which is a recombinant tissue plasminogen activator, and then we also have reteplase and tenecteplase… working more specifically on plasminogen that’s bound to fibrin… if it activated plasminogen all over the body you just bleed out and die.”</w:t>
+      </w:r>
+      <w:r>
+        <w:rPr>
+          <w:b w:val="0"/>
+          <w:i w:val="0"/>
+        </w:rPr>
+        <w:t xml:space="preserve">Lecture 8 — Myocardial Ischemia Drug Therapy · </w:t>
+      </w:r>
+      <w:r>
+        <w:rPr>
+          <w:b w:val="0"/>
+          <w:i w:val="0"/>
+        </w:rPr>
+        <w:t>58:49</w:t>
+      </w:r>
+    </w:p>
+    <w:p>
+      <w:pPr>
+        <w:spacing w:after="120"/>
+      </w:pPr>
+      <w:r>
+        <w:rPr>
+          <w:b w:val="0"/>
+          <w:i w:val="0"/>
+        </w:rPr>
+        <w:t xml:space="preserve">Alteplase, reteplase and tenecteplase: recombinant, aimed at clot-bound plasminogen. </w:t>
+      </w:r>
+      <w:r>
+        <w:rPr>
+          <w:b/>
+          <w:i w:val="0"/>
+        </w:rPr>
+        <w:t>Study note:</w:t>
+      </w:r>
+      <w:r>
+        <w:rPr>
+          <w:b w:val="0"/>
+          <w:i w:val="0"/>
+        </w:rPr>
+        <w:t xml:space="preserve"> he describes the fibrin selectivity at the class level; this site does not key the claim that reteplase has increased fibrin affinity, which is not true of reteplase.</w:t>
+      </w:r>
+    </w:p>
+    <w:p>
+      <w:pPr>
+        <w:pStyle w:val="Heading2"/>
+        <w:spacing w:before="200" w:after="100"/>
+      </w:pPr>
+      <w:r>
+        <w:rPr>
+          <w:rFonts w:ascii="Georgia" w:hAnsi="Georgia"/>
+          <w:color w:val="6B3524"/>
+        </w:rPr>
+        <w:t>Fibrinolytic adverse effects: bleeding is the big one Lecture 8</w:t>
+      </w:r>
+    </w:p>
+    <w:p>
+      <w:pPr>
+        <w:spacing w:after="120"/>
+        <w:ind w:left="432"/>
+      </w:pPr>
+      <w:r>
+        <w:rPr>
+          <w:b w:val="0"/>
+          <w:i w:val="0"/>
+        </w:rPr>
+        <w:t>“Adverse effects, all these agents, bleeding is the big one… hemorrhagic stroke, GI bleeds, all kinds of bleeds are possible… allergic reactions because these are protein-based medications… and then you could also see ventricular arrhythmias.”</w:t>
+      </w:r>
+      <w:r>
+        <w:rPr>
+          <w:b w:val="0"/>
+          <w:i w:val="0"/>
+        </w:rPr>
+        <w:t xml:space="preserve">Lecture 8 — Myocardial Ischemia Drug Therapy · </w:t>
+      </w:r>
+      <w:r>
+        <w:rPr>
+          <w:b w:val="0"/>
+          <w:i w:val="0"/>
+        </w:rPr>
+        <w:t>59:41</w:t>
+      </w:r>
+    </w:p>
+    <w:p>
+      <w:pPr>
+        <w:spacing w:after="120"/>
+      </w:pPr>
+      <w:r>
+        <w:rPr>
+          <w:b w:val="0"/>
+          <w:i w:val="0"/>
+        </w:rPr>
+        <w:t>Bleeding (including hemorrhagic stroke and gastrointestinal bleeds), allergic reactions, ventricular arrhythmias.</w:t>
+      </w:r>
+    </w:p>
+    <w:p>
+      <w:pPr>
+        <w:pStyle w:val="Heading2"/>
+        <w:spacing w:before="200" w:after="100"/>
+      </w:pPr>
+      <w:r>
+        <w:rPr>
+          <w:rFonts w:ascii="Georgia" w:hAnsi="Georgia"/>
+          <w:color w:val="6B3524"/>
+        </w:rPr>
+        <w:t>Fibrinolytic contraindications: go through the checklist Lecture 8</w:t>
+      </w:r>
+    </w:p>
+    <w:p>
+      <w:pPr>
+        <w:spacing w:after="120"/>
+        <w:ind w:left="432"/>
+      </w:pPr>
+      <w:r>
+        <w:rPr>
+          <w:b w:val="0"/>
+          <w:i w:val="0"/>
+        </w:rPr>
+        <w:t>“This is important, whenever you’re about to decide to give fibrinolytics… you have to go through your contraindications and if they meet any of these you don’t give it… you have to go through this checklist… because once it’s given you can’t take it away.”</w:t>
+      </w:r>
+      <w:r>
+        <w:rPr>
+          <w:b w:val="0"/>
+          <w:i w:val="0"/>
+        </w:rPr>
+        <w:t xml:space="preserve">Lecture 8 — Myocardial Ischemia Drug Therapy · </w:t>
+      </w:r>
+      <w:r>
+        <w:rPr>
+          <w:b w:val="0"/>
+          <w:i w:val="0"/>
+        </w:rPr>
+        <w:t>1:00:30</w:t>
+      </w:r>
+    </w:p>
+    <w:p>
+      <w:pPr>
+        <w:spacing w:after="120"/>
+      </w:pPr>
+      <w:r>
+        <w:rPr>
+          <w:b w:val="0"/>
+          <w:i w:val="0"/>
+        </w:rPr>
+        <w:t xml:space="preserve">He read the whole list aloud (recent surgery, serious gastrointestinal bleeding, severe uncontrolled hypertension, active bleeding, previous cerebrovascular accident or brain tumor, aortic dissection, acute pericarditis, allergy, pregnancy). </w:t>
+      </w:r>
+      <w:r>
+        <w:rPr>
+          <w:b/>
+          <w:i w:val="0"/>
+        </w:rPr>
+        <w:t>Study note:</w:t>
+      </w:r>
+      <w:r>
+        <w:rPr>
+          <w:b w:val="0"/>
+          <w:i w:val="0"/>
+        </w:rPr>
+        <w:t xml:space="preserve"> the guide lists the firm items and marks the relative ones.</w:t>
+      </w:r>
+    </w:p>
+    <w:p>
+      <w:pPr>
+        <w:pStyle w:val="Heading2"/>
+        <w:spacing w:before="200" w:after="100"/>
+      </w:pPr>
+      <w:r>
+        <w:rPr>
+          <w:rFonts w:ascii="Georgia" w:hAnsi="Georgia"/>
+          <w:color w:val="6B3524"/>
+        </w:rPr>
+        <w:t>The three recombinant fibrinolytics are very similar; the choice follows the hospital Lecture 8</w:t>
+      </w:r>
+    </w:p>
+    <w:p>
+      <w:pPr>
+        <w:spacing w:after="120"/>
+        <w:ind w:left="432"/>
+      </w:pPr>
+      <w:r>
+        <w:rPr>
+          <w:b w:val="0"/>
+          <w:i w:val="0"/>
+        </w:rPr>
+        <w:t>“They work very similar to one another, they’re all going to be expensive, they can all cause allergy and they all cause bleeding… it’s usually just based off provider preference and hospital formulary.”</w:t>
+      </w:r>
+      <w:r>
+        <w:rPr>
+          <w:b w:val="0"/>
+          <w:i w:val="0"/>
+        </w:rPr>
+        <w:t xml:space="preserve">Lecture 8 — Myocardial Ischemia Drug Therapy · </w:t>
+      </w:r>
+      <w:r>
+        <w:rPr>
+          <w:b w:val="0"/>
+          <w:i w:val="0"/>
+        </w:rPr>
+        <w:t>1:02:06</w:t>
+      </w:r>
+    </w:p>
+    <w:p>
+      <w:pPr>
+        <w:spacing w:after="120"/>
+      </w:pPr>
+      <w:r>
+        <w:rPr>
+          <w:b w:val="0"/>
+          <w:i w:val="0"/>
+        </w:rPr>
+        <w:t>No agent is the preferred one: choice follows provider preference and hospital formulary; all are expensive and all can cause allergy and bleeding.</w:t>
+      </w:r>
+    </w:p>
+    <w:p>
+      <w:pPr>
+        <w:pStyle w:val="Heading2"/>
+        <w:spacing w:before="200" w:after="100"/>
+      </w:pPr>
+      <w:r>
+        <w:rPr>
+          <w:rFonts w:ascii="Georgia" w:hAnsi="Georgia"/>
+          <w:color w:val="6B3524"/>
+        </w:rPr>
+        <w:t>Fibrinolytic timing, and why few patients receive them Lecture 8</w:t>
+      </w:r>
+    </w:p>
+    <w:p>
+      <w:pPr>
+        <w:spacing w:after="120"/>
+        <w:ind w:left="432"/>
+      </w:pPr>
+      <w:r>
+        <w:rPr>
+          <w:b w:val="0"/>
+          <w:i w:val="0"/>
+        </w:rPr>
+        <w:t>“Patients less than 75 years of age, for example, if they’re within 12 hours of symptom onset… outside of that window you tend to find patients have less benefit while still having that bleeding risk… relatively few patients end up getting these big full-blast doses.”</w:t>
+      </w:r>
+      <w:r>
+        <w:rPr>
+          <w:b w:val="0"/>
+          <w:i w:val="0"/>
+        </w:rPr>
+        <w:t xml:space="preserve">Lecture 8 — Myocardial Ischemia Drug Therapy · </w:t>
+      </w:r>
+      <w:r>
+        <w:rPr>
+          <w:b w:val="0"/>
+          <w:i w:val="0"/>
+        </w:rPr>
+        <w:t>1:02:19</w:t>
+      </w:r>
+    </w:p>
+    <w:p>
+      <w:pPr>
+        <w:spacing w:after="120"/>
+      </w:pPr>
+      <w:r>
+        <w:rPr>
+          <w:b w:val="0"/>
+          <w:i w:val="0"/>
+        </w:rPr>
+        <w:t>Benefit is greatest early (within 12 hours); the catheterization laboratory is preferred where available, which is why few patients receive systemic fibrinolytics. (This site does not key the age or hour figures.)</w:t>
+      </w:r>
+    </w:p>
+    <w:p>
+      <w:pPr>
+        <w:pStyle w:val="Heading2"/>
+        <w:spacing w:before="200" w:after="100"/>
+      </w:pPr>
+      <w:r>
+        <w:rPr>
+          <w:rFonts w:ascii="Georgia" w:hAnsi="Georgia"/>
+          <w:color w:val="6B3524"/>
+        </w:rPr>
+        <w:t>Other antithrombotics and stents Lecture 8</w:t>
+      </w:r>
+    </w:p>
+    <w:p>
+      <w:pPr>
+        <w:spacing w:after="120"/>
+        <w:ind w:left="432"/>
+      </w:pPr>
+      <w:r>
+        <w:rPr>
+          <w:b w:val="0"/>
+          <w:i w:val="0"/>
+        </w:rPr>
+        <w:t>“Glycoprotein 2b3a inhibitors… another anti-platelet type of drug along with your ADP receptor blockers, [which] are also called P2Y12… whenever a stent gets placed that’s foreign material… patients who go home on stents will need to be on some kind of anti-platelet therapy sometimes indefinitely.”</w:t>
+      </w:r>
+      <w:r>
+        <w:rPr>
+          <w:b w:val="0"/>
+          <w:i w:val="0"/>
+        </w:rPr>
+        <w:t xml:space="preserve">Lecture 8 — Myocardial Ischemia Drug Therapy · </w:t>
+      </w:r>
+      <w:r>
+        <w:rPr>
+          <w:b w:val="0"/>
+          <w:i w:val="0"/>
+        </w:rPr>
+        <w:t>1:03:43</w:t>
+      </w:r>
+    </w:p>
+    <w:p>
+      <w:pPr>
+        <w:spacing w:after="120"/>
+      </w:pPr>
+      <w:r>
+        <w:rPr>
+          <w:b w:val="0"/>
+          <w:i w:val="0"/>
+        </w:rPr>
+        <w:t>Stent placement means antiplatelet therapy afterwards (sometimes indefinitely); P2Y12 receptor antagonists are used before intervention and with stents; heparins accompany fibrinolysis or antiplatelets.</w:t>
+      </w:r>
+    </w:p>
+    <w:p>
+      <w:pPr>
+        <w:pStyle w:val="Heading2"/>
+        <w:spacing w:before="200" w:after="100"/>
+      </w:pPr>
+      <w:r>
+        <w:rPr>
+          <w:rFonts w:ascii="Georgia" w:hAnsi="Georgia"/>
+          <w:color w:val="6B3524"/>
+        </w:rPr>
+        <w:t>Non-ST-elevation: same drugs, fewer fibrinolytics Lecture 8</w:t>
+      </w:r>
+    </w:p>
+    <w:p>
+      <w:pPr>
+        <w:spacing w:after="120"/>
+        <w:ind w:left="432"/>
+      </w:pPr>
+      <w:r>
+        <w:rPr>
+          <w:b w:val="0"/>
+          <w:i w:val="0"/>
+        </w:rPr>
+        <w:t>“Treatment for NSTEMI is going to be similar to MI, it’s just less use of fibrinolytics and then more use for things like your 2b3a inhibitors and enoxaparin.”</w:t>
+      </w:r>
+      <w:r>
+        <w:rPr>
+          <w:b w:val="0"/>
+          <w:i w:val="0"/>
+        </w:rPr>
+        <w:t xml:space="preserve">Lecture 8 — Myocardial Ischemia Drug Therapy · </w:t>
+      </w:r>
+      <w:r>
+        <w:rPr>
+          <w:b w:val="0"/>
+          <w:i w:val="0"/>
+        </w:rPr>
+        <w:t>1:04:40</w:t>
+      </w:r>
+    </w:p>
+    <w:p>
+      <w:pPr>
+        <w:spacing w:after="120"/>
+      </w:pPr>
+      <w:r>
+        <w:rPr>
+          <w:b w:val="0"/>
+          <w:i w:val="0"/>
+        </w:rPr>
+        <w:t>Early treatment resembles ST-elevation infarction; fibrinolytics are not recommended in non-ST-elevation acute coronary syndrome, and glycoprotein IIb/IIIa inhibitors are used more.</w:t>
+      </w:r>
+    </w:p>
+    <w:p>
+      <w:pPr>
         <w:pStyle w:val="Heading1"/>
         <w:spacing w:before="280" w:after="100"/>
       </w:pPr>
@@ -3942,7 +6027,7 @@
           <w:rFonts w:ascii="Georgia" w:hAnsi="Georgia"/>
           <w:color w:val="6B3524"/>
         </w:rPr>
-        <w:t>Said NOT to be tested or beyond this course 13</w:t>
+        <w:t>Said NOT to be tested or beyond this course 16</w:t>
       </w:r>
     </w:p>
     <w:p>
@@ -4703,6 +6788,204 @@
           <w:i w:val="0"/>
         </w:rPr>
         <w:t>. The others are less potent; at the right dose they reach moderate intensity, and lower doses are low intensity. Intensity depends on both the drug and the dose. He will not ask you to pick low versus moderate versus high for a patient.</w:t>
+      </w:r>
+    </w:p>
+    <w:p>
+      <w:pPr>
+        <w:pStyle w:val="Heading2"/>
+        <w:spacing w:before="200" w:after="100"/>
+      </w:pPr>
+      <w:r>
+        <w:rPr>
+          <w:rFonts w:ascii="Georgia" w:hAnsi="Georgia"/>
+          <w:color w:val="6B3524"/>
+        </w:rPr>
+        <w:t>Lecture 8 is the last testable lecture of Exam 2 Lecture 8</w:t>
+      </w:r>
+    </w:p>
+    <w:p>
+      <w:pPr>
+        <w:spacing w:after="120"/>
+        <w:ind w:left="432"/>
+      </w:pPr>
+      <w:r>
+        <w:rPr>
+          <w:b w:val="0"/>
+          <w:i w:val="0"/>
+        </w:rPr>
+        <w:t>“The end of the testable material for the exam for Monday ends with this PowerPoint, and then we’ll get started on the first PowerPoint for the third exam right after.”</w:t>
+      </w:r>
+      <w:r>
+        <w:rPr>
+          <w:b w:val="0"/>
+          <w:i w:val="0"/>
+        </w:rPr>
+        <w:t xml:space="preserve">Lecture 8 — Myocardial Ischemia Drug Therapy · </w:t>
+      </w:r>
+      <w:r>
+        <w:rPr>
+          <w:b w:val="0"/>
+          <w:i w:val="0"/>
+        </w:rPr>
+        <w:t>0:24</w:t>
+      </w:r>
+    </w:p>
+    <w:p>
+      <w:pPr>
+        <w:spacing w:after="120"/>
+      </w:pPr>
+      <w:r>
+        <w:rPr>
+          <w:b w:val="0"/>
+          <w:i w:val="0"/>
+        </w:rPr>
+        <w:t xml:space="preserve">Myocardial ischemia is the </w:t>
+      </w:r>
+      <w:r>
+        <w:rPr>
+          <w:b/>
+          <w:i w:val="0"/>
+        </w:rPr>
+        <w:t>last</w:t>
+      </w:r>
+      <w:r>
+        <w:rPr>
+          <w:b w:val="0"/>
+          <w:i w:val="0"/>
+        </w:rPr>
+        <w:t xml:space="preserve"> lecture on Exam 2. The diuretics and heart failure deck he starts straight afterwards, in the same recording, belongs to the next exam.</w:t>
+      </w:r>
+    </w:p>
+    <w:p>
+      <w:pPr>
+        <w:pStyle w:val="Heading2"/>
+        <w:spacing w:before="200" w:after="100"/>
+      </w:pPr>
+      <w:r>
+        <w:rPr>
+          <w:rFonts w:ascii="Georgia" w:hAnsi="Georgia"/>
+          <w:color w:val="6B3524"/>
+        </w:rPr>
+        <w:t>Streptokinase: do not worry about it, learn the picture Lecture 8</w:t>
+      </w:r>
+    </w:p>
+    <w:p>
+      <w:pPr>
+        <w:spacing w:after="120"/>
+        <w:ind w:left="432"/>
+      </w:pPr>
+      <w:r>
+        <w:rPr>
+          <w:b w:val="0"/>
+          <w:i w:val="0"/>
+        </w:rPr>
+        <w:t>“Streptokinase, kind of an older one we’ve used in the past, I don’t want you to worry so much about that, but I do want to focus on this picture here… plasminogen coming in with streptokinase to form a complex… a tissue plasminogen activator, which is what we naturally produce, could do this as well.”</w:t>
+      </w:r>
+      <w:r>
+        <w:rPr>
+          <w:b w:val="0"/>
+          <w:i w:val="0"/>
+        </w:rPr>
+        <w:t xml:space="preserve">Lecture 8 — Myocardial Ischemia Drug Therapy · </w:t>
+      </w:r>
+      <w:r>
+        <w:rPr>
+          <w:b w:val="0"/>
+          <w:i w:val="0"/>
+        </w:rPr>
+        <w:t>58:27</w:t>
+      </w:r>
+    </w:p>
+    <w:p>
+      <w:pPr>
+        <w:spacing w:after="120"/>
+      </w:pPr>
+      <w:r>
+        <w:rPr>
+          <w:b w:val="0"/>
+          <w:i w:val="0"/>
+        </w:rPr>
+        <w:t xml:space="preserve">Streptokinase the drug is low priority; the </w:t>
+      </w:r>
+      <w:r>
+        <w:rPr>
+          <w:b/>
+          <w:i w:val="0"/>
+        </w:rPr>
+        <w:t>mechanism picture</w:t>
+      </w:r>
+      <w:r>
+        <w:rPr>
+          <w:b w:val="0"/>
+          <w:i w:val="0"/>
+        </w:rPr>
+        <w:t xml:space="preserve"> (plasminogen converted to plasmin, by a streptokinase complex or by tissue plasminogen activator) is what he wants known.</w:t>
+      </w:r>
+    </w:p>
+    <w:p>
+      <w:pPr>
+        <w:pStyle w:val="Heading2"/>
+        <w:spacing w:before="200" w:after="100"/>
+      </w:pPr>
+      <w:r>
+        <w:rPr>
+          <w:rFonts w:ascii="Georgia" w:hAnsi="Georgia"/>
+          <w:color w:val="6B3524"/>
+        </w:rPr>
+        <w:t>Which recombinant cell line makes which fibrinolytic: not needed Lecture 8</w:t>
+      </w:r>
+    </w:p>
+    <w:p>
+      <w:pPr>
+        <w:spacing w:after="120"/>
+        <w:ind w:left="432"/>
+      </w:pPr>
+      <w:r>
+        <w:rPr>
+          <w:b w:val="0"/>
+          <w:i w:val="0"/>
+        </w:rPr>
+        <w:t>“I don’t care that you know the difference between which one’s made with E. coli versus hamster cells.”</w:t>
+      </w:r>
+      <w:r>
+        <w:rPr>
+          <w:b w:val="0"/>
+          <w:i w:val="0"/>
+        </w:rPr>
+        <w:t xml:space="preserve">Lecture 8 — Myocardial Ischemia Drug Therapy · </w:t>
+      </w:r>
+      <w:r>
+        <w:rPr>
+          <w:b w:val="0"/>
+          <w:i w:val="0"/>
+        </w:rPr>
+        <w:t>1:02:02</w:t>
+      </w:r>
+    </w:p>
+    <w:p>
+      <w:pPr>
+        <w:spacing w:after="120"/>
+      </w:pPr>
+      <w:r>
+        <w:rPr>
+          <w:b w:val="0"/>
+          <w:i w:val="0"/>
+        </w:rPr>
+        <w:t xml:space="preserve">Skip the cell-line details on slide 64 (hamster ovary cells against </w:t>
+      </w:r>
+      <w:r>
+        <w:rPr>
+          <w:b w:val="0"/>
+          <w:i/>
+        </w:rPr>
+        <w:t>Escherichia coli</w:t>
+      </w:r>
+      <w:r>
+        <w:rPr>
+          <w:b w:val="0"/>
+          <w:i w:val="0"/>
+        </w:rPr>
+        <w:t>).</w:t>
       </w:r>
     </w:p>
     <w:p>

--- a/Pharmacology I Exam 2/pharm-exam-2-what-to-star.docx
+++ b/Pharmacology I Exam 2/pharm-exam-2-what-to-star.docx
@@ -1682,7 +1682,7 @@
           <w:b w:val="0"/>
           <w:i w:val="0"/>
         </w:rPr>
-        <w:t xml:space="preserve"> he also read the prior-infarction and diabetes rows (see the next card); this site does not key those two cells because current practice differs.</w:t>
+        <w:t xml:space="preserve"> he also read the prior-infarction cell (avoid calcium channel blockers) and the diabetes cell (non-dihydropyridine first line); the course keys both as he read them, and the guide says where current practice differs.</w:t>
       </w:r>
     </w:p>
     <w:p>
@@ -4984,7 +4984,7 @@
           <w:b w:val="0"/>
           <w:i w:val="0"/>
         </w:rPr>
-        <w:t>Warn about orthostatic hypotension; keep tablets in the original packaging in a cool, dry place; he teaches replacement every three to six months. The guide notes that current labeling ties expiry to the original bottle, so the interval is taught here as the course rule.</w:t>
+        <w:t>Warn about orthostatic hypotension; keep tablets in the original packaging in a cool, dry place; he teaches replacement every three to six months, which is the course rule (the guide notes that current labeling ties expiry to the original bottle).</w:t>
       </w:r>
     </w:p>
     <w:p>
@@ -5140,7 +5140,7 @@
           <w:b w:val="0"/>
           <w:i w:val="0"/>
         </w:rPr>
-        <w:t>After a myocardial infarction the beta blocker is first line; he said to be cautious with calcium channel blockers, citing mortality evidence.</w:t>
+        <w:t>After a myocardial infarction the beta blocker is first line; he said to avoid or be very cautious with calcium channel blockers, citing the mortality evidence. The course keys this as taught; current practice allows a non-dihydropyridine when a beta blocker cannot be used.</w:t>
       </w:r>
     </w:p>
     <w:p>
@@ -5556,7 +5556,7 @@
           <w:b w:val="0"/>
           <w:i w:val="0"/>
         </w:rPr>
-        <w:t xml:space="preserve">Cautions: hypotension, bradycardia, heart block, severe reactive airway disease (cardioselective agent). </w:t>
+        <w:t xml:space="preserve">He teaches intravenous first, then oral, as the course sequence. Cautions: hypotension, bradycardia, heart block, severe reactive airway disease (cardioselective agent). </w:t>
       </w:r>
       <w:r>
         <w:rPr>
@@ -5570,7 +5570,7 @@
           <w:b w:val="0"/>
           <w:i w:val="0"/>
         </w:rPr>
-        <w:t xml:space="preserve"> the intravenous-then-oral sequence is older teaching; this site flags it rather than keying it.</w:t>
+        <w:t xml:space="preserve"> current guidelines favor oral therapy in the first day; the course answer is the sequence he taught.</w:t>
       </w:r>
     </w:p>
     <w:p>
